--- a/M1 Course/OTY/Laba 3/Отчёт 3.docx
+++ b/M1 Course/OTY/Laba 3/Отчёт 3.docx
@@ -3940,6 +3940,9 @@
         <w:pStyle w:val="a9"/>
       </w:pPr>
       <w:r>
+        <w:rPr>
+          <w:noProof/>
+        </w:rPr>
         <w:drawing>
           <wp:inline distT="0" distB="0" distL="0" distR="0" wp14:anchorId="20D97A8D" wp14:editId="16510EB0">
             <wp:extent cx="5940425" cy="3561080"/>
@@ -4780,19 +4783,7 @@
           <w:rPr>
             <w:rFonts w:ascii="Cambria Math" w:hAnsi="Cambria Math"/>
           </w:rPr>
-          <m:t>=0.</m:t>
-        </m:r>
-        <m:r>
-          <w:rPr>
-            <w:rFonts w:ascii="Cambria Math" w:hAnsi="Cambria Math"/>
-          </w:rPr>
-          <m:t>107</m:t>
-        </m:r>
-        <m:r>
-          <w:rPr>
-            <w:rFonts w:ascii="Cambria Math" w:hAnsi="Cambria Math"/>
-          </w:rPr>
-          <m:t xml:space="preserve"> с.</m:t>
+          <m:t>=0.107 с.</m:t>
         </m:r>
       </m:oMath>
     </w:p>
@@ -4849,25 +4840,7 @@
           <w:rPr>
             <w:rFonts w:ascii="Cambria Math" w:hAnsi="Cambria Math"/>
           </w:rPr>
-          <m:t>=0.</m:t>
-        </m:r>
-        <m:r>
-          <w:rPr>
-            <w:rFonts w:ascii="Cambria Math" w:hAnsi="Cambria Math"/>
-          </w:rPr>
-          <m:t>049</m:t>
-        </m:r>
-        <m:r>
-          <w:rPr>
-            <w:rFonts w:ascii="Cambria Math" w:hAnsi="Cambria Math"/>
-          </w:rPr>
-          <m:t>2</m:t>
-        </m:r>
-        <m:r>
-          <w:rPr>
-            <w:rFonts w:ascii="Cambria Math" w:hAnsi="Cambria Math"/>
-          </w:rPr>
-          <m:t xml:space="preserve"> с.</m:t>
+          <m:t>=0.0492 с.</m:t>
         </m:r>
       </m:oMath>
     </w:p>
@@ -4923,19 +4896,7 @@
           <w:rPr>
             <w:rFonts w:ascii="Cambria Math" w:hAnsi="Cambria Math"/>
           </w:rPr>
-          <m:t>=0.</m:t>
-        </m:r>
-        <m:r>
-          <w:rPr>
-            <w:rFonts w:ascii="Cambria Math" w:hAnsi="Cambria Math"/>
-          </w:rPr>
-          <m:t>124</m:t>
-        </m:r>
-        <m:r>
-          <w:rPr>
-            <w:rFonts w:ascii="Cambria Math" w:hAnsi="Cambria Math"/>
-          </w:rPr>
-          <m:t xml:space="preserve"> с.</m:t>
+          <m:t>=0.124 с.</m:t>
         </m:r>
       </m:oMath>
     </w:p>
@@ -5157,19 +5118,7 @@
           <w:rPr>
             <w:rFonts w:ascii="Cambria Math" w:hAnsi="Cambria Math"/>
           </w:rPr>
-          <m:t>≈6.</m:t>
-        </m:r>
-        <m:r>
-          <w:rPr>
-            <w:rFonts w:ascii="Cambria Math" w:hAnsi="Cambria Math"/>
-          </w:rPr>
-          <m:t>38</m:t>
-        </m:r>
-        <m:r>
-          <w:rPr>
-            <w:rFonts w:ascii="Cambria Math" w:hAnsi="Cambria Math"/>
-          </w:rPr>
-          <m:t>%</m:t>
+          <m:t>≈6.38%</m:t>
         </m:r>
       </m:oMath>
       <w:r>
@@ -5736,19 +5685,7 @@
           <w:rPr>
             <w:rFonts w:ascii="Cambria Math" w:hAnsi="Cambria Math"/>
           </w:rPr>
-          <m:t>=</m:t>
-        </m:r>
-        <m:r>
-          <w:rPr>
-            <w:rFonts w:ascii="Cambria Math" w:hAnsi="Cambria Math"/>
-          </w:rPr>
-          <m:t>-83.6497</m:t>
-        </m:r>
-        <m:r>
-          <w:rPr>
-            <w:rFonts w:ascii="Cambria Math" w:hAnsi="Cambria Math"/>
-          </w:rPr>
-          <m:t>,</m:t>
+          <m:t>=-83.6497,</m:t>
         </m:r>
       </m:oMath>
       <w:r>
@@ -5787,19 +5724,7 @@
           <w:rPr>
             <w:rFonts w:ascii="Cambria Math" w:hAnsi="Cambria Math"/>
           </w:rPr>
-          <m:t>=</m:t>
-        </m:r>
-        <m:r>
-          <w:rPr>
-            <w:rFonts w:ascii="Cambria Math" w:hAnsi="Cambria Math"/>
-          </w:rPr>
-          <m:t>-28.190</m:t>
-        </m:r>
-        <m:r>
-          <w:rPr>
-            <w:rFonts w:ascii="Cambria Math" w:hAnsi="Cambria Math"/>
-          </w:rPr>
-          <m:t>±</m:t>
+          <m:t>=-28.190±</m:t>
         </m:r>
         <m:r>
           <w:rPr>
@@ -5812,13 +5737,7 @@
           <w:rPr>
             <w:rFonts w:ascii="Cambria Math" w:hAnsi="Cambria Math"/>
           </w:rPr>
-          <m:t>34.864</m:t>
-        </m:r>
-        <m:r>
-          <w:rPr>
-            <w:rFonts w:ascii="Cambria Math" w:hAnsi="Cambria Math"/>
-          </w:rPr>
-          <m:t>.</m:t>
+          <m:t>34.864.</m:t>
         </m:r>
       </m:oMath>
     </w:p>
@@ -5833,6 +5752,9 @@
         <w:pStyle w:val="a9"/>
       </w:pPr>
       <w:r>
+        <w:rPr>
+          <w:noProof/>
+        </w:rPr>
         <w:drawing>
           <wp:inline distT="0" distB="0" distL="0" distR="0" wp14:anchorId="5E68D11C" wp14:editId="1EA63ABB">
             <wp:extent cx="5940425" cy="3553460"/>
@@ -5893,6 +5815,9 @@
         <w:pStyle w:val="a9"/>
       </w:pPr>
       <w:r>
+        <w:rPr>
+          <w:noProof/>
+        </w:rPr>
         <w:lastRenderedPageBreak/>
         <w:drawing>
           <wp:inline distT="0" distB="0" distL="0" distR="0" wp14:anchorId="104D6FC6" wp14:editId="293D6967">
@@ -5956,13 +5881,7 @@
           <w:rPr>
             <w:rFonts w:ascii="Cambria Math" w:hAnsi="Cambria Math"/>
           </w:rPr>
-          <m:t>-28.190</m:t>
-        </m:r>
-        <m:r>
-          <w:rPr>
-            <w:rFonts w:ascii="Cambria Math" w:hAnsi="Cambria Math"/>
-          </w:rPr>
-          <m:t>±</m:t>
+          <m:t>-28.190±</m:t>
         </m:r>
         <m:r>
           <w:rPr>
@@ -5975,13 +5894,7 @@
           <w:rPr>
             <w:rFonts w:ascii="Cambria Math" w:hAnsi="Cambria Math"/>
           </w:rPr>
-          <m:t>34.864</m:t>
-        </m:r>
-        <m:r>
-          <w:rPr>
-            <w:rFonts w:ascii="Cambria Math" w:hAnsi="Cambria Math"/>
-          </w:rPr>
-          <m:t>.</m:t>
+          <m:t>34.864.</m:t>
         </m:r>
       </m:oMath>
     </w:p>
@@ -6127,31 +6040,7 @@
             <w:rPr>
               <w:rFonts w:ascii="Cambria Math" w:hAnsi="Cambria Math"/>
             </w:rPr>
-            <m:t>=</m:t>
-          </m:r>
-          <m:r>
-            <w:rPr>
-              <w:rFonts w:ascii="Cambria Math" w:hAnsi="Cambria Math"/>
-            </w:rPr>
-            <m:t>2</m:t>
-          </m:r>
-          <m:r>
-            <w:rPr>
-              <w:rFonts w:ascii="Cambria Math" w:hAnsi="Cambria Math"/>
-            </w:rPr>
-            <m:t>.</m:t>
-          </m:r>
-          <m:r>
-            <w:rPr>
-              <w:rFonts w:ascii="Cambria Math" w:hAnsi="Cambria Math"/>
-            </w:rPr>
-            <m:t>592</m:t>
-          </m:r>
-          <m:r>
-            <w:rPr>
-              <w:rFonts w:ascii="Cambria Math" w:hAnsi="Cambria Math"/>
-            </w:rPr>
-            <m:t>.</m:t>
+            <m:t>=2.592.</m:t>
           </m:r>
         </m:oMath>
       </m:oMathPara>
@@ -6255,13 +6144,7 @@
             <w:rPr>
               <w:rFonts w:ascii="Cambria Math" w:hAnsi="Cambria Math"/>
             </w:rPr>
-            <m:t>0.</m:t>
-          </m:r>
-          <m:r>
-            <w:rPr>
-              <w:rFonts w:ascii="Cambria Math" w:hAnsi="Cambria Math"/>
-            </w:rPr>
-            <m:t>1064</m:t>
+            <m:t>0.1064</m:t>
           </m:r>
           <m:r>
             <w:rPr>
@@ -6282,25 +6165,7 @@
           <w:rPr>
             <w:rFonts w:ascii="Cambria Math" w:hAnsi="Cambria Math"/>
           </w:rPr>
-          <m:t>=</m:t>
-        </m:r>
-        <m:r>
-          <w:rPr>
-            <w:rFonts w:ascii="Cambria Math" w:hAnsi="Cambria Math"/>
-          </w:rPr>
-          <m:t>-83.649</m:t>
-        </m:r>
-        <m:r>
-          <w:rPr>
-            <w:rFonts w:ascii="Cambria Math" w:hAnsi="Cambria Math"/>
-          </w:rPr>
-          <m:t xml:space="preserve"> и </m:t>
-        </m:r>
-        <m:r>
-          <w:rPr>
-            <w:rFonts w:ascii="Cambria Math" w:hAnsi="Cambria Math"/>
-          </w:rPr>
-          <m:t>-978.970</m:t>
+          <m:t>=-83.649 и -978.970</m:t>
         </m:r>
       </m:oMath>
       <w:r>
@@ -6348,13 +6213,7 @@
           <w:rPr>
             <w:rFonts w:ascii="Cambria Math" w:hAnsi="Cambria Math"/>
           </w:rPr>
-          <m:t>≈</m:t>
-        </m:r>
-        <m:r>
-          <w:rPr>
-            <w:rFonts w:ascii="Cambria Math" w:hAnsi="Cambria Math"/>
-          </w:rPr>
-          <m:t>0.1064</m:t>
+          <m:t>≈0.1064</m:t>
         </m:r>
       </m:oMath>
       <w:r>
@@ -6399,13 +6258,7 @@
           <w:rPr>
             <w:rFonts w:ascii="Cambria Math" w:hAnsi="Cambria Math"/>
           </w:rPr>
-          <m:t>≈</m:t>
-        </m:r>
-        <m:r>
-          <w:rPr>
-            <w:rFonts w:ascii="Cambria Math" w:hAnsi="Cambria Math"/>
-          </w:rPr>
-          <m:t xml:space="preserve">0.124 </m:t>
+          <m:t xml:space="preserve">≈0.124 </m:t>
         </m:r>
         <m:r>
           <w:rPr>
@@ -6510,7 +6363,12 @@
     </w:p>
     <w:p>
       <w:r>
-        <w:t xml:space="preserve">На заключительном этапе была выполнена оценка качества системы по логарифмическим частотным характеристикам разомкнутой системы. В соответствии с программой работы для этого необходимо определить запас устойчивости по фазе и запас устойчивости по модулю. Учебное пособие также указывает, что к частотным оценкам качества относятся запас устойчивости по модулю ΔL и запас устойчивости по фазе </w:t>
+        <w:t>На заключительном этапе была выполнена оценка качества системы по логарифмическим частотным характеристикам разомкнутой системы. В соответствии с программой работы для этого необходимо определить запас устойчивости по фазе и зап</w:t>
+      </w:r>
+      <w:bookmarkStart w:id="9" w:name="_GoBack"/>
+      <w:bookmarkEnd w:id="9"/>
+      <w:r>
+        <w:t xml:space="preserve">ас устойчивости по модулю. Учебное пособие также указывает, что к частотным оценкам качества относятся запас устойчивости по модулю ΔL и запас устойчивости по фазе </w:t>
       </w:r>
       <w:proofErr w:type="spellStart"/>
       <w:r>
@@ -6545,6 +6403,9 @@
         <w:pStyle w:val="a9"/>
       </w:pPr>
       <w:r>
+        <w:rPr>
+          <w:noProof/>
+        </w:rPr>
         <w:lastRenderedPageBreak/>
         <w:drawing>
           <wp:inline distT="0" distB="0" distL="0" distR="0" wp14:anchorId="22223F83" wp14:editId="5C517851">
@@ -6925,35 +6786,7 @@
               <w:rFonts w:ascii="Cambria Math" w:hAnsi="Cambria Math"/>
               <w:lang w:val="en-US"/>
             </w:rPr>
-            <m:t>=</m:t>
-          </m:r>
-          <m:r>
-            <w:rPr>
-              <w:rFonts w:ascii="Cambria Math" w:hAnsi="Cambria Math"/>
-              <w:lang w:val="en-US"/>
-            </w:rPr>
-            <m:t>56</m:t>
-          </m:r>
-          <m:r>
-            <w:rPr>
-              <w:rFonts w:ascii="Cambria Math" w:hAnsi="Cambria Math"/>
-              <w:lang w:val="en-US"/>
-            </w:rPr>
-            <m:t>.</m:t>
-          </m:r>
-          <m:r>
-            <w:rPr>
-              <w:rFonts w:ascii="Cambria Math" w:hAnsi="Cambria Math"/>
-              <w:lang w:val="en-US"/>
-            </w:rPr>
-            <m:t>643</m:t>
-          </m:r>
-          <m:r>
-            <w:rPr>
-              <w:rFonts w:ascii="Cambria Math" w:hAnsi="Cambria Math"/>
-              <w:lang w:val="en-US"/>
-            </w:rPr>
-            <m:t xml:space="preserve"> </m:t>
+            <m:t xml:space="preserve">=56.643 </m:t>
           </m:r>
           <m:r>
             <w:rPr>
@@ -7024,35 +6857,7 @@
               <w:rFonts w:ascii="Cambria Math" w:hAnsi="Cambria Math"/>
               <w:lang w:val="en-US"/>
             </w:rPr>
-            <m:t>-1</m:t>
-          </m:r>
-          <m:r>
-            <w:rPr>
-              <w:rFonts w:ascii="Cambria Math" w:hAnsi="Cambria Math"/>
-              <w:lang w:val="en-US"/>
-            </w:rPr>
-            <m:t>52</m:t>
-          </m:r>
-          <m:r>
-            <w:rPr>
-              <w:rFonts w:ascii="Cambria Math" w:hAnsi="Cambria Math"/>
-              <w:lang w:val="en-US"/>
-            </w:rPr>
-            <m:t>.2</m:t>
-          </m:r>
-          <m:r>
-            <w:rPr>
-              <w:rFonts w:ascii="Cambria Math" w:hAnsi="Cambria Math"/>
-              <w:lang w:val="en-US"/>
-            </w:rPr>
-            <m:t>4</m:t>
-          </m:r>
-          <m:r>
-            <w:rPr>
-              <w:rFonts w:ascii="Cambria Math" w:hAnsi="Cambria Math"/>
-              <w:lang w:val="en-US"/>
-            </w:rPr>
-            <m:t>1°,</m:t>
+            <m:t>-152.241°,</m:t>
           </m:r>
         </m:oMath>
       </m:oMathPara>
@@ -7143,28 +6948,7 @@
               <w:rFonts w:ascii="Cambria Math" w:hAnsi="Cambria Math"/>
               <w:lang w:val="en-US"/>
             </w:rPr>
-            <m:t>77</m:t>
-          </m:r>
-          <m:r>
-            <w:rPr>
-              <w:rFonts w:ascii="Cambria Math" w:hAnsi="Cambria Math"/>
-              <w:lang w:val="en-US"/>
-            </w:rPr>
-            <m:t>.</m:t>
-          </m:r>
-          <m:r>
-            <w:rPr>
-              <w:rFonts w:ascii="Cambria Math" w:hAnsi="Cambria Math"/>
-              <w:lang w:val="en-US"/>
-            </w:rPr>
-            <m:t>685</m:t>
-          </m:r>
-          <m:r>
-            <w:rPr>
-              <w:rFonts w:ascii="Cambria Math" w:hAnsi="Cambria Math"/>
-              <w:lang w:val="en-US"/>
-            </w:rPr>
-            <m:t xml:space="preserve"> </m:t>
+            <m:t xml:space="preserve">77.685 </m:t>
           </m:r>
           <m:r>
             <w:rPr>
@@ -7233,31 +7017,7 @@
             <w:rPr>
               <w:rFonts w:ascii="Cambria Math" w:hAnsi="Cambria Math"/>
             </w:rPr>
-            <m:t>)=-</m:t>
-          </m:r>
-          <m:r>
-            <w:rPr>
-              <w:rFonts w:ascii="Cambria Math" w:hAnsi="Cambria Math"/>
-            </w:rPr>
-            <m:t>5</m:t>
-          </m:r>
-          <m:r>
-            <w:rPr>
-              <w:rFonts w:ascii="Cambria Math" w:hAnsi="Cambria Math"/>
-            </w:rPr>
-            <m:t>.</m:t>
-          </m:r>
-          <m:r>
-            <w:rPr>
-              <w:rFonts w:ascii="Cambria Math" w:hAnsi="Cambria Math"/>
-            </w:rPr>
-            <m:t>45</m:t>
-          </m:r>
-          <m:r>
-            <w:rPr>
-              <w:rFonts w:ascii="Cambria Math" w:hAnsi="Cambria Math"/>
-            </w:rPr>
-            <m:t xml:space="preserve"> дБ,</m:t>
+            <m:t>)=-5.45 дБ,</m:t>
           </m:r>
         </m:oMath>
       </m:oMathPara>
@@ -7270,19 +7030,7 @@
               <w:rFonts w:ascii="Cambria Math" w:hAnsi="Cambria Math"/>
             </w:rPr>
             <w:lastRenderedPageBreak/>
-            <m:t>∆L=</m:t>
-          </m:r>
-          <m:r>
-            <w:rPr>
-              <w:rFonts w:ascii="Cambria Math" w:hAnsi="Cambria Math"/>
-            </w:rPr>
-            <m:t>5.45</m:t>
-          </m:r>
-          <m:r>
-            <w:rPr>
-              <w:rFonts w:ascii="Cambria Math" w:hAnsi="Cambria Math"/>
-            </w:rPr>
-            <m:t xml:space="preserve"> дБ.</m:t>
+            <m:t>∆L=5.45 дБ.</m:t>
           </m:r>
         </m:oMath>
       </m:oMathPara>
@@ -7315,35 +7063,7 @@
               <w:rFonts w:ascii="Cambria Math" w:hAnsi="Cambria Math"/>
               <w:lang w:val="en-US"/>
             </w:rPr>
-            <m:t>M=</m:t>
-          </m:r>
-          <m:r>
-            <w:rPr>
-              <w:rFonts w:ascii="Cambria Math" w:hAnsi="Cambria Math"/>
-              <w:lang w:val="en-US"/>
-            </w:rPr>
-            <m:t>5</m:t>
-          </m:r>
-          <m:r>
-            <w:rPr>
-              <w:rFonts w:ascii="Cambria Math" w:hAnsi="Cambria Math"/>
-              <w:lang w:val="en-US"/>
-            </w:rPr>
-            <m:t>.</m:t>
-          </m:r>
-          <m:r>
-            <w:rPr>
-              <w:rFonts w:ascii="Cambria Math" w:hAnsi="Cambria Math"/>
-              <w:lang w:val="en-US"/>
-            </w:rPr>
-            <m:t>45</m:t>
-          </m:r>
-          <m:r>
-            <w:rPr>
-              <w:rFonts w:ascii="Cambria Math" w:hAnsi="Cambria Math"/>
-              <w:lang w:val="en-US"/>
-            </w:rPr>
-            <m:t>.</m:t>
+            <m:t>M=5.45.</m:t>
           </m:r>
         </m:oMath>
       </m:oMathPara>
@@ -7399,19 +7119,7 @@
           <w:rPr>
             <w:rFonts w:ascii="Cambria Math" w:hAnsi="Cambria Math"/>
           </w:rPr>
-          <m:t>27,</m:t>
-        </m:r>
-        <m:r>
-          <w:rPr>
-            <w:rFonts w:ascii="Cambria Math" w:hAnsi="Cambria Math"/>
-          </w:rPr>
-          <m:t>76</m:t>
-        </m:r>
-        <m:r>
-          <w:rPr>
-            <w:rFonts w:ascii="Cambria Math" w:hAnsi="Cambria Math"/>
-          </w:rPr>
-          <m:t>°</m:t>
+          <m:t>27,76°</m:t>
         </m:r>
       </m:oMath>
       <w:r>
@@ -7473,25 +7181,7 @@
           <w:rPr>
             <w:rFonts w:ascii="Cambria Math" w:hAnsi="Cambria Math"/>
           </w:rPr>
-          <m:t>∆φ=</m:t>
-        </m:r>
-        <m:r>
-          <w:rPr>
-            <w:rFonts w:ascii="Cambria Math" w:hAnsi="Cambria Math"/>
-          </w:rPr>
-          <m:t>27,</m:t>
-        </m:r>
-        <m:r>
-          <w:rPr>
-            <w:rFonts w:ascii="Cambria Math" w:hAnsi="Cambria Math"/>
-          </w:rPr>
-          <m:t>76</m:t>
-        </m:r>
-        <m:r>
-          <w:rPr>
-            <w:rFonts w:ascii="Cambria Math" w:hAnsi="Cambria Math"/>
-          </w:rPr>
-          <m:t>°</m:t>
+          <m:t>∆φ=27,76°</m:t>
         </m:r>
       </m:oMath>
       <w:r>
@@ -7505,19 +7195,7 @@
           <w:rPr>
             <w:rFonts w:ascii="Cambria Math" w:hAnsi="Cambria Math"/>
           </w:rPr>
-          <m:t>∆L=</m:t>
-        </m:r>
-        <m:r>
-          <w:rPr>
-            <w:rFonts w:ascii="Cambria Math" w:hAnsi="Cambria Math"/>
-          </w:rPr>
-          <m:t>5.45</m:t>
-        </m:r>
-        <m:r>
-          <w:rPr>
-            <w:rFonts w:ascii="Cambria Math" w:hAnsi="Cambria Math"/>
-          </w:rPr>
-          <m:t xml:space="preserve"> дБ</m:t>
+          <m:t>∆L=5.45 дБ</m:t>
         </m:r>
       </m:oMath>
       <w:r>
@@ -7531,11 +7209,11 @@
       <w:pPr>
         <w:pStyle w:val="2"/>
       </w:pPr>
-      <w:bookmarkStart w:id="9" w:name="_Toc230630235"/>
+      <w:bookmarkStart w:id="10" w:name="_Toc230630235"/>
       <w:r>
         <w:t>3.4 Обобщающий анализ результатов</w:t>
       </w:r>
-      <w:bookmarkEnd w:id="9"/>
+      <w:bookmarkEnd w:id="10"/>
     </w:p>
     <w:p>
       <w:r>
@@ -7582,19 +7260,7 @@
           <w:rPr>
             <w:rFonts w:ascii="Cambria Math" w:hAnsi="Cambria Math"/>
           </w:rPr>
-          <m:t>=</m:t>
-        </m:r>
-        <m:r>
-          <w:rPr>
-            <w:rFonts w:ascii="Cambria Math" w:hAnsi="Cambria Math"/>
-          </w:rPr>
-          <m:t xml:space="preserve">0.124 </m:t>
-        </m:r>
-        <m:r>
-          <w:rPr>
-            <w:rFonts w:ascii="Cambria Math" w:hAnsi="Cambria Math"/>
-          </w:rPr>
-          <m:t>с</m:t>
+          <m:t>=0.124 с</m:t>
         </m:r>
       </m:oMath>
       <w:r>
@@ -7628,13 +7294,7 @@
           <w:rPr>
             <w:rFonts w:ascii="Cambria Math" w:hAnsi="Cambria Math"/>
           </w:rPr>
-          <m:t>-28.190</m:t>
-        </m:r>
-        <m:r>
-          <w:rPr>
-            <w:rFonts w:ascii="Cambria Math" w:hAnsi="Cambria Math"/>
-          </w:rPr>
-          <m:t>±</m:t>
+          <m:t>-28.190±</m:t>
         </m:r>
         <m:r>
           <w:rPr>
@@ -7691,13 +7351,7 @@
           <w:rPr>
             <w:rFonts w:ascii="Cambria Math" w:hAnsi="Cambria Math"/>
           </w:rPr>
-          <m:t>=</m:t>
-        </m:r>
-        <m:r>
-          <w:rPr>
-            <w:rFonts w:ascii="Cambria Math" w:hAnsi="Cambria Math"/>
-          </w:rPr>
-          <m:t>28.190</m:t>
+          <m:t>=28.190</m:t>
         </m:r>
       </m:oMath>
       <w:r>
@@ -7719,25 +7373,7 @@
           <w:rPr>
             <w:rFonts w:ascii="Cambria Math" w:hAnsi="Cambria Math"/>
           </w:rPr>
-          <m:t>∆φ=</m:t>
-        </m:r>
-        <m:r>
-          <w:rPr>
-            <w:rFonts w:ascii="Cambria Math" w:hAnsi="Cambria Math"/>
-          </w:rPr>
-          <m:t>27,</m:t>
-        </m:r>
-        <m:r>
-          <w:rPr>
-            <w:rFonts w:ascii="Cambria Math" w:hAnsi="Cambria Math"/>
-          </w:rPr>
-          <m:t>76</m:t>
-        </m:r>
-        <m:r>
-          <w:rPr>
-            <w:rFonts w:ascii="Cambria Math" w:hAnsi="Cambria Math"/>
-          </w:rPr>
-          <m:t>°,</m:t>
+          <m:t>∆φ=27,76°,</m:t>
         </m:r>
       </m:oMath>
       <w:r>
@@ -7748,19 +7384,7 @@
           <w:rPr>
             <w:rFonts w:ascii="Cambria Math" w:hAnsi="Cambria Math"/>
           </w:rPr>
-          <m:t>∆L=</m:t>
-        </m:r>
-        <m:r>
-          <w:rPr>
-            <w:rFonts w:ascii="Cambria Math" w:hAnsi="Cambria Math"/>
-          </w:rPr>
-          <m:t>5.45</m:t>
-        </m:r>
-        <m:r>
-          <w:rPr>
-            <w:rFonts w:ascii="Cambria Math" w:hAnsi="Cambria Math"/>
-          </w:rPr>
-          <m:t xml:space="preserve"> дБ.</m:t>
+          <m:t>∆L=5.45 дБ.</m:t>
         </m:r>
       </m:oMath>
     </w:p>
@@ -7779,12 +7403,12 @@
       <w:pPr>
         <w:pStyle w:val="1"/>
       </w:pPr>
-      <w:bookmarkStart w:id="10" w:name="_Toc230630236"/>
+      <w:bookmarkStart w:id="11" w:name="_Toc230630236"/>
       <w:r>
         <w:lastRenderedPageBreak/>
         <w:t>Заключение</w:t>
       </w:r>
-      <w:bookmarkEnd w:id="10"/>
+      <w:bookmarkEnd w:id="11"/>
     </w:p>
     <w:p>
       <w:r>
@@ -7805,7 +7429,7 @@
       <w:pPr>
         <w:pStyle w:val="1"/>
       </w:pPr>
-      <w:bookmarkStart w:id="11" w:name="_Toc230630237"/>
+      <w:bookmarkStart w:id="12" w:name="_Toc230630237"/>
       <w:r>
         <w:lastRenderedPageBreak/>
         <w:t>Листинг</w:t>
@@ -7816,7 +7440,7 @@
       <w:r>
         <w:t>кода</w:t>
       </w:r>
-      <w:bookmarkEnd w:id="11"/>
+      <w:bookmarkEnd w:id="12"/>
     </w:p>
     <w:p>
       <w:pPr>
@@ -8070,14 +7694,16 @@
           <w:iCs/>
           <w:sz w:val="18"/>
           <w:szCs w:val="18"/>
-        </w:rPr>
-      </w:pPr>
-      <w:r>
-        <w:rPr>
-          <w:i/>
-          <w:iCs/>
-          <w:sz w:val="18"/>
-          <w:szCs w:val="18"/>
+          <w:lang w:val="en-US"/>
+        </w:rPr>
+      </w:pPr>
+      <w:r>
+        <w:rPr>
+          <w:i/>
+          <w:iCs/>
+          <w:sz w:val="18"/>
+          <w:szCs w:val="18"/>
+          <w:lang w:val="en-US"/>
         </w:rPr>
         <w:t># ==========================</w:t>
       </w:r>
@@ -12921,8 +12547,10 @@
           <w:iCs/>
           <w:sz w:val="18"/>
           <w:szCs w:val="18"/>
-        </w:rPr>
-      </w:pPr>
+          <w:lang w:val="en-US"/>
+        </w:rPr>
+      </w:pPr>
+      <w:proofErr w:type="spellStart"/>
       <w:r>
         <w:rPr>
           <w:i/>
@@ -12939,6 +12567,7 @@
           <w:iCs/>
           <w:sz w:val="18"/>
           <w:szCs w:val="18"/>
+          <w:lang w:val="en-US"/>
         </w:rPr>
         <w:t>_</w:t>
       </w:r>
@@ -12952,12 +12581,14 @@
         </w:rPr>
         <w:t>max</w:t>
       </w:r>
-      <w:r>
-        <w:rPr>
-          <w:i/>
-          <w:iCs/>
-          <w:sz w:val="18"/>
-          <w:szCs w:val="18"/>
+      <w:proofErr w:type="spellEnd"/>
+      <w:r>
+        <w:rPr>
+          <w:i/>
+          <w:iCs/>
+          <w:sz w:val="18"/>
+          <w:szCs w:val="18"/>
+          <w:lang w:val="en-US"/>
         </w:rPr>
         <w:t xml:space="preserve"> = </w:t>
       </w:r>
@@ -12977,9 +12608,11 @@
           <w:iCs/>
           <w:sz w:val="18"/>
           <w:szCs w:val="18"/>
+          <w:lang w:val="en-US"/>
         </w:rPr>
         <w:t>[</w:t>
       </w:r>
+      <w:proofErr w:type="spellStart"/>
       <w:proofErr w:type="gramStart"/>
       <w:r>
         <w:rPr>
@@ -12997,6 +12630,7 @@
           <w:iCs/>
           <w:sz w:val="18"/>
           <w:szCs w:val="18"/>
+          <w:lang w:val="en-US"/>
         </w:rPr>
         <w:t>.</w:t>
       </w:r>
@@ -13010,6 +12644,7 @@
         </w:rPr>
         <w:t>argmax</w:t>
       </w:r>
+      <w:proofErr w:type="spellEnd"/>
       <w:proofErr w:type="gramEnd"/>
       <w:r>
         <w:rPr>
@@ -13017,6 +12652,7 @@
           <w:iCs/>
           <w:sz w:val="18"/>
           <w:szCs w:val="18"/>
+          <w:lang w:val="en-US"/>
         </w:rPr>
         <w:t>(</w:t>
       </w:r>
@@ -13036,6 +12672,7 @@
           <w:iCs/>
           <w:sz w:val="18"/>
           <w:szCs w:val="18"/>
+          <w:lang w:val="en-US"/>
         </w:rPr>
         <w:t>)]</w:t>
       </w:r>
@@ -13047,35 +12684,77 @@
           <w:iCs/>
           <w:sz w:val="18"/>
           <w:szCs w:val="18"/>
-        </w:rPr>
-      </w:pPr>
-    </w:p>
-    <w:p>
-      <w:pPr>
-        <w:rPr>
-          <w:i/>
-          <w:iCs/>
-          <w:sz w:val="18"/>
-          <w:szCs w:val="18"/>
-        </w:rPr>
-      </w:pPr>
-      <w:r>
-        <w:rPr>
-          <w:i/>
-          <w:iCs/>
-          <w:sz w:val="18"/>
-          <w:szCs w:val="18"/>
-        </w:rPr>
-        <w:t># Время нарастания (10% -&gt; 90%)</w:t>
-      </w:r>
-    </w:p>
-    <w:p>
-      <w:pPr>
-        <w:rPr>
-          <w:i/>
-          <w:iCs/>
-          <w:sz w:val="18"/>
-          <w:szCs w:val="18"/>
+          <w:lang w:val="en-US"/>
+        </w:rPr>
+      </w:pPr>
+    </w:p>
+    <w:p>
+      <w:pPr>
+        <w:rPr>
+          <w:i/>
+          <w:iCs/>
+          <w:sz w:val="18"/>
+          <w:szCs w:val="18"/>
+          <w:lang w:val="en-US"/>
+        </w:rPr>
+      </w:pPr>
+      <w:r>
+        <w:rPr>
+          <w:i/>
+          <w:iCs/>
+          <w:sz w:val="18"/>
+          <w:szCs w:val="18"/>
+          <w:lang w:val="en-US"/>
+        </w:rPr>
+        <w:t xml:space="preserve"># </w:t>
+      </w:r>
+      <w:r>
+        <w:rPr>
+          <w:i/>
+          <w:iCs/>
+          <w:sz w:val="18"/>
+          <w:szCs w:val="18"/>
+        </w:rPr>
+        <w:t>Время</w:t>
+      </w:r>
+      <w:r>
+        <w:rPr>
+          <w:i/>
+          <w:iCs/>
+          <w:sz w:val="18"/>
+          <w:szCs w:val="18"/>
+          <w:lang w:val="en-US"/>
+        </w:rPr>
+        <w:t xml:space="preserve"> </w:t>
+      </w:r>
+      <w:r>
+        <w:rPr>
+          <w:i/>
+          <w:iCs/>
+          <w:sz w:val="18"/>
+          <w:szCs w:val="18"/>
+        </w:rPr>
+        <w:t>нарастания</w:t>
+      </w:r>
+      <w:r>
+        <w:rPr>
+          <w:i/>
+          <w:iCs/>
+          <w:sz w:val="18"/>
+          <w:szCs w:val="18"/>
+          <w:lang w:val="en-US"/>
+        </w:rPr>
+        <w:t xml:space="preserve"> (10% -&gt; 90%)</w:t>
+      </w:r>
+    </w:p>
+    <w:p>
+      <w:pPr>
+        <w:rPr>
+          <w:i/>
+          <w:iCs/>
+          <w:sz w:val="18"/>
+          <w:szCs w:val="18"/>
+          <w:lang w:val="en-US"/>
         </w:rPr>
       </w:pPr>
       <w:r>
@@ -13094,6 +12773,7 @@
           <w:iCs/>
           <w:sz w:val="18"/>
           <w:szCs w:val="18"/>
+          <w:lang w:val="en-US"/>
         </w:rPr>
         <w:t xml:space="preserve">_10 = 0.1 * </w:t>
       </w:r>
@@ -13113,6 +12793,7 @@
           <w:iCs/>
           <w:sz w:val="18"/>
           <w:szCs w:val="18"/>
+          <w:lang w:val="en-US"/>
         </w:rPr>
         <w:t>_</w:t>
       </w:r>
@@ -13134,6 +12815,7 @@
           <w:iCs/>
           <w:sz w:val="18"/>
           <w:szCs w:val="18"/>
+          <w:lang w:val="en-US"/>
         </w:rPr>
       </w:pPr>
       <w:r>
@@ -13152,6 +12834,7 @@
           <w:iCs/>
           <w:sz w:val="18"/>
           <w:szCs w:val="18"/>
+          <w:lang w:val="en-US"/>
         </w:rPr>
         <w:t xml:space="preserve">_90 = 0.9 * </w:t>
       </w:r>
@@ -13171,6 +12854,7 @@
           <w:iCs/>
           <w:sz w:val="18"/>
           <w:szCs w:val="18"/>
+          <w:lang w:val="en-US"/>
         </w:rPr>
         <w:t>_</w:t>
       </w:r>
@@ -13925,7 +13609,6 @@
           <w:iCs/>
           <w:sz w:val="18"/>
           <w:szCs w:val="18"/>
-          <w:lang w:val="en-US"/>
         </w:rPr>
       </w:pPr>
       <w:proofErr w:type="gramStart"/>
@@ -13937,7 +13620,16 @@
           <w:szCs w:val="18"/>
           <w:lang w:val="en-US"/>
         </w:rPr>
-        <w:t>print(</w:t>
+        <w:t>print</w:t>
+      </w:r>
+      <w:r>
+        <w:rPr>
+          <w:i/>
+          <w:iCs/>
+          <w:sz w:val="18"/>
+          <w:szCs w:val="18"/>
+        </w:rPr>
+        <w:t>(</w:t>
       </w:r>
       <w:proofErr w:type="gramEnd"/>
       <w:r>
@@ -13946,9 +13638,27 @@
           <w:iCs/>
           <w:sz w:val="18"/>
           <w:szCs w:val="18"/>
-          <w:lang w:val="en-US"/>
-        </w:rPr>
-        <w:t>"\n" + "="*50)</w:t>
+        </w:rPr>
+        <w:t>"\</w:t>
+      </w:r>
+      <w:r>
+        <w:rPr>
+          <w:i/>
+          <w:iCs/>
+          <w:sz w:val="18"/>
+          <w:szCs w:val="18"/>
+          <w:lang w:val="en-US"/>
+        </w:rPr>
+        <w:t>n</w:t>
+      </w:r>
+      <w:r>
+        <w:rPr>
+          <w:i/>
+          <w:iCs/>
+          <w:sz w:val="18"/>
+          <w:szCs w:val="18"/>
+        </w:rPr>
+        <w:t>" + "="*50)</w:t>
       </w:r>
     </w:p>
     <w:p>
@@ -14692,6 +14402,7 @@
           <w:iCs/>
           <w:sz w:val="18"/>
           <w:szCs w:val="18"/>
+          <w:lang w:val="en-US"/>
         </w:rPr>
       </w:pPr>
       <w:proofErr w:type="spellStart"/>
@@ -14706,13 +14417,13 @@
         </w:rPr>
         <w:t>plt</w:t>
       </w:r>
-      <w:proofErr w:type="spellEnd"/>
-      <w:r>
-        <w:rPr>
-          <w:i/>
-          <w:iCs/>
-          <w:sz w:val="18"/>
-          <w:szCs w:val="18"/>
+      <w:r>
+        <w:rPr>
+          <w:i/>
+          <w:iCs/>
+          <w:sz w:val="18"/>
+          <w:szCs w:val="18"/>
+          <w:lang w:val="en-US"/>
         </w:rPr>
         <w:t>.</w:t>
       </w:r>
@@ -14726,6 +14437,7 @@
         </w:rPr>
         <w:t>figure</w:t>
       </w:r>
+      <w:proofErr w:type="spellEnd"/>
       <w:proofErr w:type="gramEnd"/>
       <w:r>
         <w:rPr>
@@ -14733,6 +14445,7 @@
           <w:iCs/>
           <w:sz w:val="18"/>
           <w:szCs w:val="18"/>
+          <w:lang w:val="en-US"/>
         </w:rPr>
         <w:t>(</w:t>
       </w:r>
@@ -14754,6 +14467,7 @@
           <w:iCs/>
           <w:sz w:val="18"/>
           <w:szCs w:val="18"/>
+          <w:lang w:val="en-US"/>
         </w:rPr>
         <w:t>=(12, 6))</w:t>
       </w:r>
@@ -15897,8 +15611,6 @@
           <w:lang w:val="en-US"/>
         </w:rPr>
       </w:pPr>
-      <w:bookmarkStart w:id="12" w:name="_GoBack"/>
-      <w:bookmarkEnd w:id="12"/>
     </w:p>
     <w:p>
       <w:pPr>
@@ -17287,6 +16999,7 @@
           <w:iCs/>
           <w:sz w:val="18"/>
           <w:szCs w:val="18"/>
+          <w:lang w:val="en-US"/>
         </w:rPr>
       </w:pPr>
       <w:proofErr w:type="spellStart"/>
@@ -17302,15 +17015,18 @@
         <w:t>plt</w:t>
       </w:r>
       <w:proofErr w:type="spellEnd"/>
-      <w:r>
-        <w:rPr>
-          <w:i/>
-          <w:iCs/>
-          <w:sz w:val="18"/>
-          <w:szCs w:val="18"/>
+      <w:proofErr w:type="gramEnd"/>
+      <w:r>
+        <w:rPr>
+          <w:i/>
+          <w:iCs/>
+          <w:sz w:val="18"/>
+          <w:szCs w:val="18"/>
+          <w:lang w:val="en-US"/>
         </w:rPr>
         <w:t>.</w:t>
       </w:r>
+      <w:proofErr w:type="gramStart"/>
       <w:r>
         <w:rPr>
           <w:i/>
@@ -17328,6 +17044,7 @@
           <w:iCs/>
           <w:sz w:val="18"/>
           <w:szCs w:val="18"/>
+          <w:lang w:val="en-US"/>
         </w:rPr>
         <w:t>(</w:t>
       </w:r>
@@ -17349,6 +17066,7 @@
           <w:iCs/>
           <w:sz w:val="18"/>
           <w:szCs w:val="18"/>
+          <w:lang w:val="en-US"/>
         </w:rPr>
         <w:t>=(10, 8))</w:t>
       </w:r>
@@ -19060,6 +18778,7 @@
           <w:iCs/>
           <w:sz w:val="18"/>
           <w:szCs w:val="18"/>
+          <w:lang w:val="en-US"/>
         </w:rPr>
       </w:pPr>
       <w:proofErr w:type="spellStart"/>
@@ -19075,15 +18794,18 @@
         <w:t>plt</w:t>
       </w:r>
       <w:proofErr w:type="spellEnd"/>
-      <w:r>
-        <w:rPr>
-          <w:i/>
-          <w:iCs/>
-          <w:sz w:val="18"/>
-          <w:szCs w:val="18"/>
+      <w:proofErr w:type="gramEnd"/>
+      <w:r>
+        <w:rPr>
+          <w:i/>
+          <w:iCs/>
+          <w:sz w:val="18"/>
+          <w:szCs w:val="18"/>
+          <w:lang w:val="en-US"/>
         </w:rPr>
         <w:t>.</w:t>
       </w:r>
+      <w:proofErr w:type="gramStart"/>
       <w:r>
         <w:rPr>
           <w:i/>
@@ -19101,6 +18823,7 @@
           <w:iCs/>
           <w:sz w:val="18"/>
           <w:szCs w:val="18"/>
+          <w:lang w:val="en-US"/>
         </w:rPr>
         <w:t>(</w:t>
       </w:r>
@@ -19122,6 +18845,7 @@
           <w:iCs/>
           <w:sz w:val="18"/>
           <w:szCs w:val="18"/>
+          <w:lang w:val="en-US"/>
         </w:rPr>
         <w:t>=(12, 8))</w:t>
       </w:r>
@@ -19525,7 +19249,6 @@
           <w:iCs/>
           <w:sz w:val="18"/>
           <w:szCs w:val="18"/>
-          <w:lang w:val="en-US"/>
         </w:rPr>
       </w:pPr>
       <w:proofErr w:type="spellStart"/>
@@ -19538,7 +19261,28 @@
           <w:szCs w:val="18"/>
           <w:lang w:val="en-US"/>
         </w:rPr>
-        <w:t>plt.title</w:t>
+        <w:t>plt</w:t>
+      </w:r>
+      <w:proofErr w:type="spellEnd"/>
+      <w:r>
+        <w:rPr>
+          <w:i/>
+          <w:iCs/>
+          <w:sz w:val="18"/>
+          <w:szCs w:val="18"/>
+        </w:rPr>
+        <w:t>.</w:t>
+      </w:r>
+      <w:proofErr w:type="spellStart"/>
+      <w:r>
+        <w:rPr>
+          <w:i/>
+          <w:iCs/>
+          <w:sz w:val="18"/>
+          <w:szCs w:val="18"/>
+          <w:lang w:val="en-US"/>
+        </w:rPr>
+        <w:t>title</w:t>
       </w:r>
       <w:proofErr w:type="spellEnd"/>
       <w:proofErr w:type="gramEnd"/>
@@ -19548,97 +19292,8 @@
           <w:iCs/>
           <w:sz w:val="18"/>
           <w:szCs w:val="18"/>
-          <w:lang w:val="en-US"/>
-        </w:rPr>
-        <w:t>('</w:t>
-      </w:r>
-      <w:proofErr w:type="spellStart"/>
-      <w:r>
-        <w:rPr>
-          <w:i/>
-          <w:iCs/>
-          <w:sz w:val="18"/>
-          <w:szCs w:val="18"/>
-          <w:lang w:val="en-US"/>
-        </w:rPr>
-        <w:t>Годограф</w:t>
-      </w:r>
-      <w:proofErr w:type="spellEnd"/>
-      <w:r>
-        <w:rPr>
-          <w:i/>
-          <w:iCs/>
-          <w:sz w:val="18"/>
-          <w:szCs w:val="18"/>
-          <w:lang w:val="en-US"/>
-        </w:rPr>
-        <w:t xml:space="preserve"> </w:t>
-      </w:r>
-      <w:proofErr w:type="spellStart"/>
-      <w:r>
-        <w:rPr>
-          <w:i/>
-          <w:iCs/>
-          <w:sz w:val="18"/>
-          <w:szCs w:val="18"/>
-          <w:lang w:val="en-US"/>
-        </w:rPr>
-        <w:t>Найквиста</w:t>
-      </w:r>
-      <w:proofErr w:type="spellEnd"/>
-      <w:r>
-        <w:rPr>
-          <w:i/>
-          <w:iCs/>
-          <w:sz w:val="18"/>
-          <w:szCs w:val="18"/>
-          <w:lang w:val="en-US"/>
-        </w:rPr>
-        <w:t xml:space="preserve"> </w:t>
-      </w:r>
-      <w:proofErr w:type="spellStart"/>
-      <w:r>
-        <w:rPr>
-          <w:i/>
-          <w:iCs/>
-          <w:sz w:val="18"/>
-          <w:szCs w:val="18"/>
-          <w:lang w:val="en-US"/>
-        </w:rPr>
-        <w:t>разомкнутой</w:t>
-      </w:r>
-      <w:proofErr w:type="spellEnd"/>
-      <w:r>
-        <w:rPr>
-          <w:i/>
-          <w:iCs/>
-          <w:sz w:val="18"/>
-          <w:szCs w:val="18"/>
-          <w:lang w:val="en-US"/>
-        </w:rPr>
-        <w:t xml:space="preserve"> </w:t>
-      </w:r>
-      <w:proofErr w:type="spellStart"/>
-      <w:r>
-        <w:rPr>
-          <w:i/>
-          <w:iCs/>
-          <w:sz w:val="18"/>
-          <w:szCs w:val="18"/>
-          <w:lang w:val="en-US"/>
-        </w:rPr>
-        <w:t>системы</w:t>
-      </w:r>
-      <w:proofErr w:type="spellEnd"/>
-      <w:r>
-        <w:rPr>
-          <w:i/>
-          <w:iCs/>
-          <w:sz w:val="18"/>
-          <w:szCs w:val="18"/>
-          <w:lang w:val="en-US"/>
-        </w:rPr>
-        <w:t xml:space="preserve">', </w:t>
+        </w:rPr>
+        <w:t xml:space="preserve">('Годограф Найквиста разомкнутой системы', </w:t>
       </w:r>
       <w:proofErr w:type="spellStart"/>
       <w:r>
@@ -19658,7 +19313,6 @@
           <w:iCs/>
           <w:sz w:val="18"/>
           <w:szCs w:val="18"/>
-          <w:lang w:val="en-US"/>
         </w:rPr>
         <w:t>=14)</w:t>
       </w:r>
@@ -23342,7 +22996,7 @@
 </file>
 
 <file path=customXml/itemProps1.xml><?xml version="1.0" encoding="utf-8"?>
-<ds:datastoreItem xmlns:ds="http://schemas.openxmlformats.org/officeDocument/2006/customXml" ds:itemID="{C5DBE0CF-CC79-40AB-A769-24A7F903818D}">
+<ds:datastoreItem xmlns:ds="http://schemas.openxmlformats.org/officeDocument/2006/customXml" ds:itemID="{ACA94CAB-26BA-459B-A32B-1DDEA64CFE38}">
   <ds:schemaRefs>
     <ds:schemaRef ds:uri="http://schemas.openxmlformats.org/officeDocument/2006/bibliography"/>
   </ds:schemaRefs>
